--- a/Classwork_ALevel_20260918.docx
+++ b/Classwork_ALevel_20260918.docx
@@ -439,6 +439,7 @@
                 <w:lang w:val="en-US" w:eastAsia="en-US" w:bidi="ar-SA"/>
               </w:rPr>
             </w:pPr>
+            <w:commentRangeStart w:id="1"/>
             <w:r>
               <w:rPr>
                 <w:rFonts w:eastAsia="ＭＳ 明朝" w:cs=""/>
@@ -449,6 +450,13 @@
               <w:t>Level:3</w:t>
               <w:br/>
               <w:t>height:2</w:t>
+            </w:r>
+            <w:commentRangeEnd w:id="1"/>
+            <w:r>
+              <w:rPr>
+                <w:rStyle w:val="CommentReference"/>
+              </w:rPr>
+              <w:commentReference w:id="1"/>
             </w:r>
           </w:p>
         </w:tc>
@@ -833,6 +841,7 @@
                 <w:lang w:val="en-US" w:eastAsia="en-US" w:bidi="ar-SA"/>
               </w:rPr>
             </w:pPr>
+            <w:commentRangeStart w:id="2"/>
             <w:r>
               <w:rPr>
                 <w:rFonts w:eastAsia="ＭＳ 明朝" w:cs=""/>
@@ -841,6 +850,13 @@
                 <w:lang w:val="en-US" w:eastAsia="en-US" w:bidi="ar-SA"/>
               </w:rPr>
               <w:t>Key is a data field of a node may be used to search for. Through not strictly prohibited, keys are better not duplicated. Student ID is unique, whilst surname could be the same, so using ID is a better choice.</w:t>
+            </w:r>
+            <w:commentRangeEnd w:id="2"/>
+            <w:r>
+              <w:rPr>
+                <w:rStyle w:val="CommentReference"/>
+              </w:rPr>
+              <w:commentReference w:id="2"/>
             </w:r>
           </w:p>
         </w:tc>
@@ -1987,6 +2003,7 @@
                 <w:lang w:val="en-US" w:eastAsia="en-US" w:bidi="ar-SA"/>
               </w:rPr>
             </w:pPr>
+            <w:commentRangeStart w:id="3"/>
             <w:r>
               <w:rPr>
                 <w:rFonts w:eastAsia="ＭＳ 明朝" w:cs=""/>
@@ -2004,6 +2021,13 @@
                 <w:lang w:val="en-US" w:eastAsia="en-US" w:bidi="ar-SA"/>
               </w:rPr>
               <w:t>1</w:t>
+            </w:r>
+            <w:commentRangeEnd w:id="3"/>
+            <w:r>
+              <w:rPr>
+                <w:rStyle w:val="CommentReference"/>
+              </w:rPr>
+              <w:commentReference w:id="3"/>
             </w:r>
           </w:p>
         </w:tc>
@@ -2066,6 +2090,7 @@
                 <w:lang w:val="en-US" w:eastAsia="en-US" w:bidi="ar-SA"/>
               </w:rPr>
             </w:pPr>
+            <w:commentRangeStart w:id="4"/>
             <w:r>
               <w:rPr>
                 <w:rFonts w:eastAsia="ＭＳ 明朝" w:cs=""/>
@@ -2076,6 +2101,13 @@
               <w:t>Is represents the end of the linked list.</w:t>
               <w:br/>
               <w:t>The value is -1.</w:t>
+            </w:r>
+            <w:commentRangeEnd w:id="4"/>
+            <w:r>
+              <w:rPr>
+                <w:rStyle w:val="CommentReference"/>
+              </w:rPr>
+              <w:commentReference w:id="4"/>
             </w:r>
           </w:p>
         </w:tc>
@@ -3440,6 +3472,7 @@
                 <w:lang w:val="en-US" w:eastAsia="en-US" w:bidi="ar-SA"/>
               </w:rPr>
             </w:pPr>
+            <w:commentRangeStart w:id="5"/>
             <w:r>
               <w:rPr>
                 <w:rFonts w:eastAsia="ＭＳ 明朝" w:cs=""/>
@@ -3450,6 +3483,13 @@
               <w:t>The node is added to heap</w:t>
               <w:br/>
               <w:t>when new node is added, this node will be reused again</w:t>
+            </w:r>
+            <w:commentRangeEnd w:id="5"/>
+            <w:r>
+              <w:rPr>
+                <w:rStyle w:val="CommentReference"/>
+              </w:rPr>
+              <w:commentReference w:id="5"/>
             </w:r>
           </w:p>
         </w:tc>
@@ -4017,6 +4057,46 @@
     </w:sectPr>
   </w:body>
 </w:document>
+</file>
+
+<file path=word/comments.xml><?xml version="1.0" encoding="utf-8"?>
+<w:comments xmlns:w="http://schemas.openxmlformats.org/wordprocessingml/2006/main">
+  <w:comment w:id="1" w:author="Teacher" w:date="2026-09-25T13:00:00Z" w:initials="T">
+    <w:p>
+      <w:r>
+        <w:t xml:space="preserve">4/4 - Full marks. Level 3 and height 2 are both correct. To make the answer complete in the exam it also helps to state that the root is counted as level 1, which is what makes 45 level 3, and to define height as the number of edges on the longest path from the root to the deepest leaf.</w:t>
+      </w:r>
+    </w:p>
+  </w:comment>
+  <w:comment w:id="2" w:author="Teacher" w:date="2026-09-25T13:00:00Z" w:initials="T">
+    <w:p>
+      <w:r>
+        <w:t xml:space="preserve">3/5 - You have the two key points - keys should be unique, and surnames are not - plus a closing judgement, which earns three marks. Missing: the consequence of duplicated keys, that two records could not be told apart so a search would be ambiguous; and that a key must also be comparable, which is what allows the tree to order the records and search by them. (-2)</w:t>
+      </w:r>
+    </w:p>
+  </w:comment>
+  <w:comment w:id="3" w:author="Teacher" w:date="2026-09-25T13:00:00Z" w:initials="T">
+    <w:p>
+      <w:r>
+        <w:t xml:space="preserve">6/6 - Full marks. Every itemPointer is correct, and -1 in the last row is the right value: the node holding 61 is the last node in the list, so its next pointer is the null pointer. When a question asks for the next pointer, giving the pointer actually stored in that node is the correct reading. It is worth adding in words that the search stops and returns the index once the item is found.</w:t>
+      </w:r>
+    </w:p>
+  </w:comment>
+  <w:comment w:id="4" w:author="Teacher" w:date="2026-09-25T13:00:00Z" w:initials="T">
+    <w:p>
+      <w:r>
+        <w:t xml:space="preserve">2/3 - 'The end of the linked list' earns one mark and the value -1 earns another. The middle point is missing: a null pointer specifically marks a node that has no successor - the last node of the list - and the same value terminates the free list. (-1)</w:t>
+      </w:r>
+    </w:p>
+  </w:comment>
+  <w:comment w:id="5" w:author="Teacher" w:date="2026-09-25T13:00:00Z" w:initials="T">
+    <w:p>
+      <w:r>
+        <w:t xml:space="preserve">2/4 - 'Added to the heap' and 'will be reused again' earn two marks. Two are missing, and they are the mechanics the question is asking for: the removed node's pointer is set to the current heapStartPointer so that it links on to the rest of the free list, and heapStartPointer is then updated to point at the removed node, making it the new first free node. (-2)</w:t>
+      </w:r>
+    </w:p>
+  </w:comment>
+</w:comments>
 </file>
 
 <file path=word/header1.xml><?xml version="1.0" encoding="utf-8"?>
